--- a/papers/mpc + stochastic weather/highlights.docx
+++ b/papers/mpc + stochastic weather/highlights.docx
@@ -84,7 +84,13 @@
         <w:rPr>
           <w:rFonts w:ascii="Times New Roman" w:hAnsi="Times New Roman" w:cs="Times New Roman"/>
         </w:rPr>
-        <w:t>Stochastic weather scenarios: drought, normal, wet conditions</w:t>
+        <w:t xml:space="preserve">Stochastic weather scenarios: </w:t>
+      </w:r>
+      <w:r>
+        <w:rPr>
+          <w:rFonts w:ascii="Times New Roman" w:hAnsi="Times New Roman" w:cs="Times New Roman"/>
+        </w:rPr>
+        <w:t>normal, drought, wet conditions, heat wave, cold snap</w:t>
       </w:r>
     </w:p>
     <w:p>
